--- a/1952.1/1952年1月22日，关于宣传文教部门应无例外地进行“三反”运动的指示__LLM初注.docx
+++ b/1952.1/1952年1月22日，关于宣传文教部门应无例外地进行“三反”运动的指示__LLM初注.docx
@@ -477,8 +477,13 @@
       </w:r>
     </w:p>
     <w:p>
+      <w:commentRangeStart w:id="0"/>
       <w:r>
         <w:t>1. 【需核】文中"西北局1月11日所发西北宣传文化教育部门三反运动情况的报告"的具体保存情况和建议出处需要核实。</w:t>
+      </w:r>
+      <w:commentRangeEnd w:id="0"/>
+      <w:r>
+        <w:commentReference w:id="0"/>
       </w:r>
     </w:p>
     <w:sectPr>
@@ -494,6 +499,18 @@
     </w:sectPr>
   </w:body>
 </w:document>
+</file>
+
+<file path=word/comments.xml><?xml version="1.0" encoding="utf-8"?>
+<w:comments xmlns:w="http://schemas.openxmlformats.org/wordprocessingml/2006/main">
+  <w:comment w:id="0" w:author="LLM初注待核" w:date="2026-07-05T15:07:25Z">
+    <w:p>
+      <w:r>
+        <w:t>【需核】文中"西北局1月11日所发西北宣传文化教育部门三反运动情况的报告"的具体保存情况和建议出处需要核实。</w:t>
+      </w:r>
+    </w:p>
+  </w:comment>
+</w:comments>
 </file>
 
 <file path=word/footer1.xml><?xml version="1.0" encoding="utf-8"?>

--- a/1952.1/1952年1月22日，关于宣传文教部门应无例外地进行“三反”运动的指示__LLM初注.docx
+++ b/1952.1/1952年1月22日，关于宣传文教部门应无例外地进行“三反”运动的指示__LLM初注.docx
@@ -483,6 +483,9 @@
       </w:r>
       <w:commentRangeEnd w:id="0"/>
       <w:r>
+        <w:rPr>
+          <w:rStyle w:val="CommentReference"/>
+        </w:rPr>
         <w:commentReference w:id="0"/>
       </w:r>
     </w:p>
@@ -505,6 +508,9 @@
 <w:comments xmlns:w="http://schemas.openxmlformats.org/wordprocessingml/2006/main">
   <w:comment w:id="0" w:author="LLM初注待核" w:date="2026-07-05T15:07:25Z">
     <w:p>
+      <w:pPr>
+        <w:pStyle w:val="CommentText"/>
+      </w:pPr>
       <w:r>
         <w:t>【需核】文中"西北局1月11日所发西北宣传文化教育部门三反运动情况的报告"的具体保存情况和建议出处需要核实。</w:t>
       </w:r>

--- a/1952.1/1952年1月22日，关于宣传文教部门应无例外地进行“三反”运动的指示__LLM初注.docx
+++ b/1952.1/1952年1月22日，关于宣传文教部门应无例外地进行“三反”运动的指示__LLM初注.docx
@@ -41,11 +41,20 @@
       <w:r>
         <w:rPr>
           <w:rStyle w:val="FootnoteReference"/>
-        </w:rPr>
+          <w:vertAlign w:val="superscript"/>
+        </w:rPr>
+        <w:t>[</w:t>
         <w:footnoteReference w:id="4"/>
-      </w:r>
-      <w:r>
-        <w:rPr/>
+        <w:t>]</w:t>
+      </w:r>
+      <w:r>
+        <w:rPr>
+          <w:rFonts w:hint="eastAsia" w:ascii="黑体" w:hAnsi="黑体" w:eastAsia="黑体" w:cs="黑体"/>
+          <w:sz w:val="44"/>
+          <w:szCs w:val="44"/>
+          <w:vertAlign w:val="baseline"/>
+          <w:lang w:val="en-US" w:eastAsia="zh-CN"/>
+        </w:rPr>
         <w:t xml:space="preserve">的指示</w:t>
       </w:r>
       <w:bookmarkEnd w:id="0"/>
@@ -61,13 +70,16 @@
       </w:r>
       <w:r>
         <w:rPr>
+          <w:rStyle w:val="FootnoteReference"/>
           <w:rFonts w:hint="eastAsia" w:ascii="仿宋" w:hAnsi="仿宋" w:eastAsia="仿宋" w:cs="仿宋"/>
           <w:sz w:val="36"/>
           <w:szCs w:val="36"/>
           <w:vertAlign w:val="superscript"/>
           <w:lang w:val="en-US" w:eastAsia="zh-CN"/>
         </w:rPr>
+        <w:t>[</w:t>
         <w:footnoteReference w:id="0"/>
+        <w:t>]</w:t>
       </w:r>
       <w:r>
         <w:rPr>
@@ -182,11 +194,18 @@
       <w:r>
         <w:rPr>
           <w:rStyle w:val="FootnoteReference"/>
-        </w:rPr>
+          <w:vertAlign w:val="superscript"/>
+        </w:rPr>
+        <w:t>[</w:t>
         <w:footnoteReference w:id="5"/>
-      </w:r>
-      <w:r>
-        <w:rPr/>
+        <w:t>]</w:t>
+      </w:r>
+      <w:r>
+        <w:rPr>
+          <w:rFonts w:hint="eastAsia" w:ascii="仿宋" w:hAnsi="仿宋" w:eastAsia="仿宋"/>
+          <w:sz w:val="32"/>
+          <w:szCs w:val="32"/>
+        </w:rPr>
         <w:t xml:space="preserve">1月11日所发西北宣传文化教育部门“三反”运动情况的报告，转发你们参考，并就宣传文化教育部门“三反”运动中，应注意之点，指出如下：</w:t>
       </w:r>
     </w:p>
@@ -225,41 +244,69 @@
       <w:r>
         <w:rPr>
           <w:rStyle w:val="FootnoteReference"/>
-        </w:rPr>
+          <w:vertAlign w:val="superscript"/>
+        </w:rPr>
+        <w:t>[</w:t>
         <w:footnoteReference w:id="8"/>
-      </w:r>
-      <w:r>
-        <w:rPr/>
+        <w:t>]</w:t>
+      </w:r>
+      <w:r>
+        <w:rPr>
+          <w:rFonts w:hint="eastAsia" w:ascii="仿宋" w:hAnsi="仿宋" w:eastAsia="仿宋"/>
+          <w:sz w:val="32"/>
+          <w:szCs w:val="32"/>
+        </w:rPr>
         <w:t>、抗美援朝分会</w:t>
       </w:r>
       <w:r>
         <w:rPr>
           <w:rStyle w:val="FootnoteReference"/>
-        </w:rPr>
+          <w:vertAlign w:val="superscript"/>
+        </w:rPr>
+        <w:t>[</w:t>
         <w:footnoteReference w:id="9"/>
-      </w:r>
-      <w:r>
-        <w:rPr/>
+        <w:t>]</w:t>
+      </w:r>
+      <w:r>
+        <w:rPr>
+          <w:rFonts w:hint="eastAsia" w:ascii="仿宋" w:hAnsi="仿宋" w:eastAsia="仿宋"/>
+          <w:sz w:val="32"/>
+          <w:szCs w:val="32"/>
+        </w:rPr>
         <w:t>等，其中均有严重的贪污腐化问题，西北局电中所说还只是很小一部分。尤其有大批经费和私商、外商有关的方面，例如修建、企业管理、医药器材经营、电气照相器材经营、广播印刷器材经营、机关生产等方面，均可能有1亿元</w:t>
       </w:r>
       <w:r>
         <w:rPr>
           <w:rStyle w:val="FootnoteReference"/>
-        </w:rPr>
+          <w:vertAlign w:val="superscript"/>
+        </w:rPr>
+        <w:t>[</w:t>
         <w:footnoteReference w:id="10"/>
-      </w:r>
-      <w:r>
-        <w:rPr/>
+        <w:t>]</w:t>
+      </w:r>
+      <w:r>
+        <w:rPr>
+          <w:rFonts w:hint="eastAsia" w:ascii="仿宋" w:hAnsi="仿宋" w:eastAsia="仿宋"/>
+          <w:sz w:val="32"/>
+          <w:szCs w:val="32"/>
+        </w:rPr>
         <w:t xml:space="preserve">以上的大贪污分子（“大老虎”</w:t>
       </w:r>
       <w:r>
         <w:rPr>
           <w:rStyle w:val="FootnoteReference"/>
-        </w:rPr>
+          <w:vertAlign w:val="superscript"/>
+        </w:rPr>
+        <w:t>[</w:t>
         <w:footnoteReference w:id="6"/>
-      </w:r>
-      <w:r>
-        <w:rPr/>
+        <w:t>]</w:t>
+      </w:r>
+      <w:r>
+        <w:rPr>
+          <w:rFonts w:hint="eastAsia" w:ascii="仿宋" w:hAnsi="仿宋" w:eastAsia="仿宋"/>
+          <w:sz w:val="32"/>
+          <w:szCs w:val="32"/>
+        </w:rPr>
         <w:t xml:space="preserve">）。 至于浪费与官僚主义，更不消说。</w:t>
       </w:r>
     </w:p>
@@ -298,11 +345,18 @@
       <w:r>
         <w:rPr>
           <w:rStyle w:val="FootnoteReference"/>
-        </w:rPr>
+          <w:vertAlign w:val="superscript"/>
+        </w:rPr>
+        <w:t>[</w:t>
         <w:footnoteReference w:id="7"/>
-      </w:r>
-      <w:r>
-        <w:rPr/>
+        <w:t>]</w:t>
+      </w:r>
+      <w:r>
+        <w:rPr>
+          <w:rFonts w:hint="eastAsia" w:ascii="仿宋" w:hAnsi="仿宋" w:eastAsia="仿宋"/>
+          <w:sz w:val="32"/>
+          <w:szCs w:val="32"/>
+        </w:rPr>
         <w:t xml:space="preserve">。在普通学校中，对中学和中学以下的学生一般不要进行坦白检举，以免发生偏向，但应向他们进行适当的“三反”的教育，他们如自己犯过贪污（如贪污捐款和团费、会费，偷窃学校公物等）或知道家长有贪污行贿等行为亦应坦白或向政府检举，但不可要求造成群众运动。各级学校的行政工作人员，均应进行坦白检举运动，各级学校的教师和高等学校的学生均应参加“三反”运动的学习，其有贪污浪费行为者亦应坦白。但学校校长、教师何者应当众检讨，何者应当着全体学生检讨，何者应由学生和工作人员当场质询或斗争，则应由当地党委事先加以研究和控制。一般地说，使这些人物在群众斗争中洗洗澡，受受自我批评的锻炼，拿掉架子，清醒谦虚过来，对他们自己或对今后工作都是有利的，但应看各人缺点错误或罪行大小如何以及各人政治态度如何给以不同的帮助，除少数过失很大、态度恶劣者外，原则上都应帮助他们“过关”并予以适当的照顾。</w:t>
       </w:r>
     </w:p>
@@ -374,11 +428,18 @@
       <w:r>
         <w:rPr>
           <w:rStyle w:val="FootnoteReference"/>
-        </w:rPr>
+          <w:vertAlign w:val="superscript"/>
+        </w:rPr>
+        <w:t>[</w:t>
         <w:footnoteReference w:id="11"/>
-      </w:r>
-      <w:r>
-        <w:rPr/>
+        <w:t>]</w:t>
+      </w:r>
+      <w:r>
+        <w:rPr>
+          <w:rFonts w:hint="eastAsia" w:ascii="仿宋" w:hAnsi="仿宋" w:eastAsia="仿宋"/>
+          <w:sz w:val="32"/>
+          <w:szCs w:val="32"/>
+        </w:rPr>
         <w:t xml:space="preserve">上发表。</w:t>
       </w:r>
     </w:p>

--- a/1952.1/1952年1月22日，关于宣传文教部门应无例外地进行“三反”运动的指示__LLM初注.docx
+++ b/1952.1/1952年1月22日，关于宣传文教部门应无例外地进行“三反”运动的指示__LLM初注.docx
@@ -43,9 +43,16 @@
           <w:rStyle w:val="FootnoteReference"/>
           <w:vertAlign w:val="superscript"/>
         </w:rPr>
-        <w:t>[</w:t>
+        <w:t>[1]</w:t>
+      </w:r>
+      <w:r>
+        <w:rPr>
+          <w:rStyle w:val="FootnoteReference"/>
+          <w:vertAlign w:val="superscript"/>
+          <w:vanish/>
+          <w:specVanish/>
+        </w:rPr>
         <w:footnoteReference w:id="4"/>
-        <w:t>]</w:t>
       </w:r>
       <w:r>
         <w:rPr>
@@ -60,36 +67,19 @@
       <w:bookmarkEnd w:id="0"/>
       <w:r>
         <w:rPr>
-          <w:rFonts w:hint="eastAsia" w:ascii="仿宋" w:hAnsi="仿宋" w:eastAsia="仿宋" w:cs="仿宋"/>
-          <w:sz w:val="36"/>
-          <w:szCs w:val="36"/>
+          <w:rStyle w:val="FootnoteReference"/>
           <w:vertAlign w:val="superscript"/>
-          <w:lang w:val="en-US" w:eastAsia="zh-CN"/>
-        </w:rPr>
-        <w:t>[</w:t>
-      </w:r>
-      <w:r>
-        <w:rPr>
-          <w:rStyle w:val="FootnoteReference"/>
-          <w:rFonts w:hint="eastAsia" w:ascii="仿宋" w:hAnsi="仿宋" w:eastAsia="仿宋" w:cs="仿宋"/>
-          <w:sz w:val="36"/>
-          <w:szCs w:val="36"/>
+        </w:rPr>
+        <w:t>[2]</w:t>
+      </w:r>
+      <w:r>
+        <w:rPr>
+          <w:rStyle w:val="FootnoteReference"/>
           <w:vertAlign w:val="superscript"/>
-          <w:lang w:val="en-US" w:eastAsia="zh-CN"/>
-        </w:rPr>
-        <w:t>[</w:t>
+          <w:vanish/>
+          <w:specVanish/>
+        </w:rPr>
         <w:footnoteReference w:id="0"/>
-        <w:t>]</w:t>
-      </w:r>
-      <w:r>
-        <w:rPr>
-          <w:rFonts w:hint="eastAsia" w:ascii="仿宋" w:hAnsi="仿宋" w:eastAsia="仿宋" w:cs="仿宋"/>
-          <w:sz w:val="36"/>
-          <w:szCs w:val="36"/>
-          <w:vertAlign w:val="superscript"/>
-          <w:lang w:val="en-US" w:eastAsia="zh-CN"/>
-        </w:rPr>
-        <w:t>]</w:t>
       </w:r>
     </w:p>
     <w:p>
@@ -196,9 +186,16 @@
           <w:rStyle w:val="FootnoteReference"/>
           <w:vertAlign w:val="superscript"/>
         </w:rPr>
-        <w:t>[</w:t>
+        <w:t>[3]</w:t>
+      </w:r>
+      <w:r>
+        <w:rPr>
+          <w:rStyle w:val="FootnoteReference"/>
+          <w:vertAlign w:val="superscript"/>
+          <w:vanish/>
+          <w:specVanish/>
+        </w:rPr>
         <w:footnoteReference w:id="5"/>
-        <w:t>]</w:t>
       </w:r>
       <w:r>
         <w:rPr>
@@ -246,9 +243,16 @@
           <w:rStyle w:val="FootnoteReference"/>
           <w:vertAlign w:val="superscript"/>
         </w:rPr>
-        <w:t>[</w:t>
+        <w:t>[4]</w:t>
+      </w:r>
+      <w:r>
+        <w:rPr>
+          <w:rStyle w:val="FootnoteReference"/>
+          <w:vertAlign w:val="superscript"/>
+          <w:vanish/>
+          <w:specVanish/>
+        </w:rPr>
         <w:footnoteReference w:id="8"/>
-        <w:t>]</w:t>
       </w:r>
       <w:r>
         <w:rPr>
@@ -263,9 +267,16 @@
           <w:rStyle w:val="FootnoteReference"/>
           <w:vertAlign w:val="superscript"/>
         </w:rPr>
-        <w:t>[</w:t>
+        <w:t>[5]</w:t>
+      </w:r>
+      <w:r>
+        <w:rPr>
+          <w:rStyle w:val="FootnoteReference"/>
+          <w:vertAlign w:val="superscript"/>
+          <w:vanish/>
+          <w:specVanish/>
+        </w:rPr>
         <w:footnoteReference w:id="9"/>
-        <w:t>]</w:t>
       </w:r>
       <w:r>
         <w:rPr>
@@ -280,9 +291,16 @@
           <w:rStyle w:val="FootnoteReference"/>
           <w:vertAlign w:val="superscript"/>
         </w:rPr>
-        <w:t>[</w:t>
+        <w:t>[6]</w:t>
+      </w:r>
+      <w:r>
+        <w:rPr>
+          <w:rStyle w:val="FootnoteReference"/>
+          <w:vertAlign w:val="superscript"/>
+          <w:vanish/>
+          <w:specVanish/>
+        </w:rPr>
         <w:footnoteReference w:id="10"/>
-        <w:t>]</w:t>
       </w:r>
       <w:r>
         <w:rPr>
@@ -297,9 +315,16 @@
           <w:rStyle w:val="FootnoteReference"/>
           <w:vertAlign w:val="superscript"/>
         </w:rPr>
-        <w:t>[</w:t>
+        <w:t>[7]</w:t>
+      </w:r>
+      <w:r>
+        <w:rPr>
+          <w:rStyle w:val="FootnoteReference"/>
+          <w:vertAlign w:val="superscript"/>
+          <w:vanish/>
+          <w:specVanish/>
+        </w:rPr>
         <w:footnoteReference w:id="6"/>
-        <w:t>]</w:t>
       </w:r>
       <w:r>
         <w:rPr>
@@ -347,9 +372,16 @@
           <w:rStyle w:val="FootnoteReference"/>
           <w:vertAlign w:val="superscript"/>
         </w:rPr>
-        <w:t>[</w:t>
+        <w:t>[8]</w:t>
+      </w:r>
+      <w:r>
+        <w:rPr>
+          <w:rStyle w:val="FootnoteReference"/>
+          <w:vertAlign w:val="superscript"/>
+          <w:vanish/>
+          <w:specVanish/>
+        </w:rPr>
         <w:footnoteReference w:id="7"/>
-        <w:t>]</w:t>
       </w:r>
       <w:r>
         <w:rPr>
@@ -430,9 +462,16 @@
           <w:rStyle w:val="FootnoteReference"/>
           <w:vertAlign w:val="superscript"/>
         </w:rPr>
-        <w:t>[</w:t>
+        <w:t>[9]</w:t>
+      </w:r>
+      <w:r>
+        <w:rPr>
+          <w:rStyle w:val="FootnoteReference"/>
+          <w:vertAlign w:val="superscript"/>
+          <w:vanish/>
+          <w:specVanish/>
+        </w:rPr>
         <w:footnoteReference w:id="11"/>
-        <w:t>]</w:t>
       </w:r>
       <w:r>
         <w:rPr>
@@ -711,33 +750,9 @@
       </w:pPr>
       <w:r>
         <w:rPr>
-          <w:rFonts w:hint="eastAsia" w:asciiTheme="minorEastAsia" w:hAnsiTheme="minorEastAsia" w:eastAsiaTheme="minorEastAsia" w:cstheme="minorBidi"/>
-          <w:kern w:val="2"/>
-          <w:sz w:val="21"/>
-          <w:szCs w:val="21"/>
-          <w:lang w:val="en-US" w:eastAsia="zh-CN" w:bidi="ar-SA"/>
-        </w:rPr>
-        <w:t>[</w:t>
-      </w:r>
-      <w:r>
-        <w:rPr>
-          <w:rFonts w:hint="eastAsia" w:asciiTheme="minorEastAsia" w:hAnsiTheme="minorEastAsia" w:eastAsiaTheme="minorEastAsia" w:cstheme="minorBidi"/>
-          <w:kern w:val="2"/>
-          <w:sz w:val="21"/>
-          <w:szCs w:val="21"/>
-          <w:lang w:val="en-US" w:eastAsia="zh-CN" w:bidi="ar-SA"/>
-        </w:rPr>
-        <w:footnoteRef/>
-      </w:r>
-      <w:r>
-        <w:rPr>
-          <w:rFonts w:hint="eastAsia" w:asciiTheme="minorEastAsia" w:hAnsiTheme="minorEastAsia" w:eastAsiaTheme="minorEastAsia" w:cstheme="minorBidi"/>
-          <w:kern w:val="2"/>
-          <w:sz w:val="21"/>
-          <w:szCs w:val="21"/>
-          <w:lang w:val="en-US" w:eastAsia="zh-CN" w:bidi="ar-SA"/>
-        </w:rPr>
-        <w:t>]</w:t>
+          <w:rStyle w:val="FootnoteReference"/>
+        </w:rPr>
+        <w:t>[2]</w:t>
       </w:r>
       <w:r>
         <w:rPr>
@@ -804,13 +819,9 @@
       </w:pPr>
       <w:r>
         <w:rPr>
-          <w:rFonts w:asciiTheme="minorEastAsia" w:hAnsiTheme="minorEastAsia" w:eastAsiaTheme="minorEastAsia" w:cstheme="minorBidi"/>
-          <w:kern w:val="2"/>
-          <w:sz w:val="21"/>
-          <w:szCs w:val="21"/>
-          <w:lang w:val="en-US" w:eastAsia="zh-CN" w:bidi="ar-SA"/>
-        </w:rPr>
-        <w:footnoteRef/>
+          <w:rStyle w:val="FootnoteReference"/>
+        </w:rPr>
+        <w:t>[1]</w:t>
       </w:r>
       <w:r>
         <w:rPr>
@@ -837,13 +848,9 @@
       </w:pPr>
       <w:r>
         <w:rPr>
-          <w:rFonts w:asciiTheme="minorEastAsia" w:hAnsiTheme="minorEastAsia" w:eastAsiaTheme="minorEastAsia" w:cstheme="minorBidi"/>
-          <w:kern w:val="2"/>
-          <w:sz w:val="21"/>
-          <w:szCs w:val="21"/>
-          <w:lang w:val="en-US" w:eastAsia="zh-CN" w:bidi="ar-SA"/>
-        </w:rPr>
-        <w:footnoteRef/>
+          <w:rStyle w:val="FootnoteReference"/>
+        </w:rPr>
+        <w:t>[3]</w:t>
       </w:r>
       <w:r>
         <w:rPr>
@@ -870,13 +877,9 @@
       </w:pPr>
       <w:r>
         <w:rPr>
-          <w:rFonts w:asciiTheme="minorEastAsia" w:hAnsiTheme="minorEastAsia" w:eastAsiaTheme="minorEastAsia" w:cstheme="minorBidi"/>
-          <w:kern w:val="2"/>
-          <w:sz w:val="21"/>
-          <w:szCs w:val="21"/>
-          <w:lang w:val="en-US" w:eastAsia="zh-CN" w:bidi="ar-SA"/>
-        </w:rPr>
-        <w:footnoteRef/>
+          <w:rStyle w:val="FootnoteReference"/>
+        </w:rPr>
+        <w:t>[7]</w:t>
       </w:r>
       <w:r>
         <w:rPr>
@@ -903,13 +906,9 @@
       </w:pPr>
       <w:r>
         <w:rPr>
-          <w:rFonts w:asciiTheme="minorEastAsia" w:hAnsiTheme="minorEastAsia" w:eastAsiaTheme="minorEastAsia" w:cstheme="minorBidi"/>
-          <w:kern w:val="2"/>
-          <w:sz w:val="21"/>
-          <w:szCs w:val="21"/>
-          <w:lang w:val="en-US" w:eastAsia="zh-CN" w:bidi="ar-SA"/>
-        </w:rPr>
-        <w:footnoteRef/>
+          <w:rStyle w:val="FootnoteReference"/>
+        </w:rPr>
+        <w:t>[8]</w:t>
       </w:r>
       <w:r>
         <w:rPr>
@@ -936,13 +935,9 @@
       </w:pPr>
       <w:r>
         <w:rPr>
-          <w:rFonts w:asciiTheme="minorEastAsia" w:hAnsiTheme="minorEastAsia" w:eastAsiaTheme="minorEastAsia" w:cstheme="minorBidi"/>
-          <w:kern w:val="2"/>
-          <w:sz w:val="21"/>
-          <w:szCs w:val="21"/>
-          <w:lang w:val="en-US" w:eastAsia="zh-CN" w:bidi="ar-SA"/>
-        </w:rPr>
-        <w:footnoteRef/>
+          <w:rStyle w:val="FootnoteReference"/>
+        </w:rPr>
+        <w:t>[4]</w:t>
       </w:r>
       <w:r>
         <w:rPr>
@@ -969,13 +964,9 @@
       </w:pPr>
       <w:r>
         <w:rPr>
-          <w:rFonts w:asciiTheme="minorEastAsia" w:hAnsiTheme="minorEastAsia" w:eastAsiaTheme="minorEastAsia" w:cstheme="minorBidi"/>
-          <w:kern w:val="2"/>
-          <w:sz w:val="21"/>
-          <w:szCs w:val="21"/>
-          <w:lang w:val="en-US" w:eastAsia="zh-CN" w:bidi="ar-SA"/>
-        </w:rPr>
-        <w:footnoteRef/>
+          <w:rStyle w:val="FootnoteReference"/>
+        </w:rPr>
+        <w:t>[5]</w:t>
       </w:r>
       <w:r>
         <w:rPr>
@@ -1002,13 +993,9 @@
       </w:pPr>
       <w:r>
         <w:rPr>
-          <w:rFonts w:asciiTheme="minorEastAsia" w:hAnsiTheme="minorEastAsia" w:eastAsiaTheme="minorEastAsia" w:cstheme="minorBidi"/>
-          <w:kern w:val="2"/>
-          <w:sz w:val="21"/>
-          <w:szCs w:val="21"/>
-          <w:lang w:val="en-US" w:eastAsia="zh-CN" w:bidi="ar-SA"/>
-        </w:rPr>
-        <w:footnoteRef/>
+          <w:rStyle w:val="FootnoteReference"/>
+        </w:rPr>
+        <w:t>[6]</w:t>
       </w:r>
       <w:r>
         <w:rPr>
@@ -1035,13 +1022,9 @@
       </w:pPr>
       <w:r>
         <w:rPr>
-          <w:rFonts w:asciiTheme="minorEastAsia" w:hAnsiTheme="minorEastAsia" w:eastAsiaTheme="minorEastAsia" w:cstheme="minorBidi"/>
-          <w:kern w:val="2"/>
-          <w:sz w:val="21"/>
-          <w:szCs w:val="21"/>
-          <w:lang w:val="en-US" w:eastAsia="zh-CN" w:bidi="ar-SA"/>
-        </w:rPr>
-        <w:footnoteRef/>
+          <w:rStyle w:val="FootnoteReference"/>
+        </w:rPr>
+        <w:t>[9]</w:t>
       </w:r>
       <w:r>
         <w:rPr>
